--- a/tillsyn/A 43461-2025 tillsynsbegäran.docx
+++ b/tillsyn/A 43461-2025 tillsynsbegäran.docx
@@ -437,7 +437,7 @@
     <w:r>
       <w:tab/>
       <w:tab/>
-      <w:t>2025-09-12</w:t>
+      <w:t>2025-09-13</w:t>
       <w:br/>
       <w:br/>
     </w:r>

--- a/tillsyn/A 43461-2025 tillsynsbegäran.docx
+++ b/tillsyn/A 43461-2025 tillsynsbegäran.docx
@@ -437,7 +437,7 @@
     <w:r>
       <w:tab/>
       <w:tab/>
-      <w:t>2025-09-13</w:t>
+      <w:t>2025-09-14</w:t>
       <w:br/>
       <w:br/>
     </w:r>

--- a/tillsyn/A 43461-2025 tillsynsbegäran.docx
+++ b/tillsyn/A 43461-2025 tillsynsbegäran.docx
@@ -437,7 +437,7 @@
     <w:r>
       <w:tab/>
       <w:tab/>
-      <w:t>2025-09-14</w:t>
+      <w:t>2025-09-15</w:t>
       <w:br/>
       <w:br/>
     </w:r>

--- a/tillsyn/A 43461-2025 tillsynsbegäran.docx
+++ b/tillsyn/A 43461-2025 tillsynsbegäran.docx
@@ -437,7 +437,7 @@
     <w:r>
       <w:tab/>
       <w:tab/>
-      <w:t>2025-09-15</w:t>
+      <w:t>2025-09-16</w:t>
       <w:br/>
       <w:br/>
     </w:r>

--- a/tillsyn/A 43461-2025 tillsynsbegäran.docx
+++ b/tillsyn/A 43461-2025 tillsynsbegäran.docx
@@ -437,7 +437,7 @@
     <w:r>
       <w:tab/>
       <w:tab/>
-      <w:t>2025-09-16</w:t>
+      <w:t>2025-09-17</w:t>
       <w:br/>
       <w:br/>
     </w:r>

--- a/tillsyn/A 43461-2025 tillsynsbegäran.docx
+++ b/tillsyn/A 43461-2025 tillsynsbegäran.docx
@@ -437,7 +437,7 @@
     <w:r>
       <w:tab/>
       <w:tab/>
-      <w:t>2025-09-17</w:t>
+      <w:t>2025-09-18</w:t>
       <w:br/>
       <w:br/>
     </w:r>

--- a/tillsyn/A 43461-2025 tillsynsbegäran.docx
+++ b/tillsyn/A 43461-2025 tillsynsbegäran.docx
@@ -437,7 +437,7 @@
     <w:r>
       <w:tab/>
       <w:tab/>
-      <w:t>2025-09-18</w:t>
+      <w:t>2025-09-22</w:t>
       <w:br/>
       <w:br/>
     </w:r>

--- a/tillsyn/A 43461-2025 tillsynsbegäran.docx
+++ b/tillsyn/A 43461-2025 tillsynsbegäran.docx
@@ -437,7 +437,7 @@
     <w:r>
       <w:tab/>
       <w:tab/>
-      <w:t>2025-09-22</w:t>
+      <w:t>2025-09-23</w:t>
       <w:br/>
       <w:br/>
     </w:r>

--- a/tillsyn/A 43461-2025 tillsynsbegäran.docx
+++ b/tillsyn/A 43461-2025 tillsynsbegäran.docx
@@ -437,7 +437,7 @@
     <w:r>
       <w:tab/>
       <w:tab/>
-      <w:t>2025-09-23</w:t>
+      <w:t>2025-09-24</w:t>
       <w:br/>
       <w:br/>
     </w:r>

--- a/tillsyn/A 43461-2025 tillsynsbegäran.docx
+++ b/tillsyn/A 43461-2025 tillsynsbegäran.docx
@@ -437,7 +437,7 @@
     <w:r>
       <w:tab/>
       <w:tab/>
-      <w:t>2025-09-24</w:t>
+      <w:t>2025-09-25</w:t>
       <w:br/>
       <w:br/>
     </w:r>

--- a/tillsyn/A 43461-2025 tillsynsbegäran.docx
+++ b/tillsyn/A 43461-2025 tillsynsbegäran.docx
@@ -437,7 +437,7 @@
     <w:r>
       <w:tab/>
       <w:tab/>
-      <w:t>2025-09-25</w:t>
+      <w:t>2025-09-26</w:t>
       <w:br/>
       <w:br/>
     </w:r>

--- a/tillsyn/A 43461-2025 tillsynsbegäran.docx
+++ b/tillsyn/A 43461-2025 tillsynsbegäran.docx
@@ -437,7 +437,7 @@
     <w:r>
       <w:tab/>
       <w:tab/>
-      <w:t>2025-09-26</w:t>
+      <w:t>2025-09-27</w:t>
       <w:br/>
       <w:br/>
     </w:r>

--- a/tillsyn/A 43461-2025 tillsynsbegäran.docx
+++ b/tillsyn/A 43461-2025 tillsynsbegäran.docx
@@ -437,7 +437,7 @@
     <w:r>
       <w:tab/>
       <w:tab/>
-      <w:t>2025-09-27</w:t>
+      <w:t>2025-09-28</w:t>
       <w:br/>
       <w:br/>
     </w:r>

--- a/tillsyn/A 43461-2025 tillsynsbegäran.docx
+++ b/tillsyn/A 43461-2025 tillsynsbegäran.docx
@@ -437,7 +437,7 @@
     <w:r>
       <w:tab/>
       <w:tab/>
-      <w:t>2025-09-28</w:t>
+      <w:t>2025-09-29</w:t>
       <w:br/>
       <w:br/>
     </w:r>

--- a/tillsyn/A 43461-2025 tillsynsbegäran.docx
+++ b/tillsyn/A 43461-2025 tillsynsbegäran.docx
@@ -437,7 +437,7 @@
     <w:r>
       <w:tab/>
       <w:tab/>
-      <w:t>2025-09-29</w:t>
+      <w:t>2025-09-30</w:t>
       <w:br/>
       <w:br/>
     </w:r>

--- a/tillsyn/A 43461-2025 tillsynsbegäran.docx
+++ b/tillsyn/A 43461-2025 tillsynsbegäran.docx
@@ -437,7 +437,7 @@
     <w:r>
       <w:tab/>
       <w:tab/>
-      <w:t>2025-09-30</w:t>
+      <w:t>2025-10-01</w:t>
       <w:br/>
       <w:br/>
     </w:r>

--- a/tillsyn/A 43461-2025 tillsynsbegäran.docx
+++ b/tillsyn/A 43461-2025 tillsynsbegäran.docx
@@ -437,7 +437,7 @@
     <w:r>
       <w:tab/>
       <w:tab/>
-      <w:t>2025-10-01</w:t>
+      <w:t>2025-10-02</w:t>
       <w:br/>
       <w:br/>
     </w:r>

--- a/tillsyn/A 43461-2025 tillsynsbegäran.docx
+++ b/tillsyn/A 43461-2025 tillsynsbegäran.docx
@@ -437,7 +437,7 @@
     <w:r>
       <w:tab/>
       <w:tab/>
-      <w:t>2025-10-02</w:t>
+      <w:t>2025-10-03</w:t>
       <w:br/>
       <w:br/>
     </w:r>

--- a/tillsyn/A 43461-2025 tillsynsbegäran.docx
+++ b/tillsyn/A 43461-2025 tillsynsbegäran.docx
@@ -437,7 +437,7 @@
     <w:r>
       <w:tab/>
       <w:tab/>
-      <w:t>2025-10-03</w:t>
+      <w:t>2025-10-04</w:t>
       <w:br/>
       <w:br/>
     </w:r>

--- a/tillsyn/A 43461-2025 tillsynsbegäran.docx
+++ b/tillsyn/A 43461-2025 tillsynsbegäran.docx
@@ -437,7 +437,7 @@
     <w:r>
       <w:tab/>
       <w:tab/>
-      <w:t>2025-10-04</w:t>
+      <w:t>2025-10-05</w:t>
       <w:br/>
       <w:br/>
     </w:r>

--- a/tillsyn/A 43461-2025 tillsynsbegäran.docx
+++ b/tillsyn/A 43461-2025 tillsynsbegäran.docx
@@ -437,7 +437,7 @@
     <w:r>
       <w:tab/>
       <w:tab/>
-      <w:t>2025-10-05</w:t>
+      <w:t>2025-10-06</w:t>
       <w:br/>
       <w:br/>
     </w:r>

--- a/tillsyn/A 43461-2025 tillsynsbegäran.docx
+++ b/tillsyn/A 43461-2025 tillsynsbegäran.docx
@@ -437,7 +437,7 @@
     <w:r>
       <w:tab/>
       <w:tab/>
-      <w:t>2025-10-06</w:t>
+      <w:t>2025-10-07</w:t>
       <w:br/>
       <w:br/>
     </w:r>

--- a/tillsyn/A 43461-2025 tillsynsbegäran.docx
+++ b/tillsyn/A 43461-2025 tillsynsbegäran.docx
@@ -437,7 +437,7 @@
     <w:r>
       <w:tab/>
       <w:tab/>
-      <w:t>2025-10-07</w:t>
+      <w:t>2025-10-08</w:t>
       <w:br/>
       <w:br/>
     </w:r>

--- a/tillsyn/A 43461-2025 tillsynsbegäran.docx
+++ b/tillsyn/A 43461-2025 tillsynsbegäran.docx
@@ -437,7 +437,7 @@
     <w:r>
       <w:tab/>
       <w:tab/>
-      <w:t>2025-10-08</w:t>
+      <w:t>2025-10-09</w:t>
       <w:br/>
       <w:br/>
     </w:r>

--- a/tillsyn/A 43461-2025 tillsynsbegäran.docx
+++ b/tillsyn/A 43461-2025 tillsynsbegäran.docx
@@ -437,7 +437,7 @@
     <w:r>
       <w:tab/>
       <w:tab/>
-      <w:t>2025-10-09</w:t>
+      <w:t>2025-10-10</w:t>
       <w:br/>
       <w:br/>
     </w:r>

--- a/tillsyn/A 43461-2025 tillsynsbegäran.docx
+++ b/tillsyn/A 43461-2025 tillsynsbegäran.docx
@@ -437,7 +437,7 @@
     <w:r>
       <w:tab/>
       <w:tab/>
-      <w:t>2025-10-10</w:t>
+      <w:t>2025-10-11</w:t>
       <w:br/>
       <w:br/>
     </w:r>

--- a/tillsyn/A 43461-2025 tillsynsbegäran.docx
+++ b/tillsyn/A 43461-2025 tillsynsbegäran.docx
@@ -437,7 +437,7 @@
     <w:r>
       <w:tab/>
       <w:tab/>
-      <w:t>2025-10-16</w:t>
+      <w:t>2025-10-17</w:t>
       <w:br/>
       <w:br/>
     </w:r>

--- a/tillsyn/A 43461-2025 tillsynsbegäran.docx
+++ b/tillsyn/A 43461-2025 tillsynsbegäran.docx
@@ -437,7 +437,7 @@
     <w:r>
       <w:tab/>
       <w:tab/>
-      <w:t>2025-10-17</w:t>
+      <w:t>2025-10-18</w:t>
       <w:br/>
       <w:br/>
     </w:r>

--- a/tillsyn/A 43461-2025 tillsynsbegäran.docx
+++ b/tillsyn/A 43461-2025 tillsynsbegäran.docx
@@ -437,7 +437,7 @@
     <w:r>
       <w:tab/>
       <w:tab/>
-      <w:t>2025-10-18</w:t>
+      <w:t>2025-10-19</w:t>
       <w:br/>
       <w:br/>
     </w:r>

--- a/tillsyn/A 43461-2025 tillsynsbegäran.docx
+++ b/tillsyn/A 43461-2025 tillsynsbegäran.docx
@@ -437,7 +437,7 @@
     <w:r>
       <w:tab/>
       <w:tab/>
-      <w:t>2025-10-19</w:t>
+      <w:t>2025-10-20</w:t>
       <w:br/>
       <w:br/>
     </w:r>

--- a/tillsyn/A 43461-2025 tillsynsbegäran.docx
+++ b/tillsyn/A 43461-2025 tillsynsbegäran.docx
@@ -437,7 +437,7 @@
     <w:r>
       <w:tab/>
       <w:tab/>
-      <w:t>2025-10-20</w:t>
+      <w:t>2025-10-21</w:t>
       <w:br/>
       <w:br/>
     </w:r>

--- a/tillsyn/A 43461-2025 tillsynsbegäran.docx
+++ b/tillsyn/A 43461-2025 tillsynsbegäran.docx
@@ -437,7 +437,7 @@
     <w:r>
       <w:tab/>
       <w:tab/>
-      <w:t>2025-10-21</w:t>
+      <w:t>2025-10-22</w:t>
       <w:br/>
       <w:br/>
     </w:r>

--- a/tillsyn/A 43461-2025 tillsynsbegäran.docx
+++ b/tillsyn/A 43461-2025 tillsynsbegäran.docx
@@ -437,7 +437,7 @@
     <w:r>
       <w:tab/>
       <w:tab/>
-      <w:t>2025-10-22</w:t>
+      <w:t>2025-10-23</w:t>
       <w:br/>
       <w:br/>
     </w:r>

--- a/tillsyn/A 43461-2025 tillsynsbegäran.docx
+++ b/tillsyn/A 43461-2025 tillsynsbegäran.docx
@@ -437,7 +437,7 @@
     <w:r>
       <w:tab/>
       <w:tab/>
-      <w:t>2025-10-23</w:t>
+      <w:t>2025-10-24</w:t>
       <w:br/>
       <w:br/>
     </w:r>

--- a/tillsyn/A 43461-2025 tillsynsbegäran.docx
+++ b/tillsyn/A 43461-2025 tillsynsbegäran.docx
@@ -437,7 +437,7 @@
     <w:r>
       <w:tab/>
       <w:tab/>
-      <w:t>2025-10-24</w:t>
+      <w:t>2025-10-25</w:t>
       <w:br/>
       <w:br/>
     </w:r>

--- a/tillsyn/A 43461-2025 tillsynsbegäran.docx
+++ b/tillsyn/A 43461-2025 tillsynsbegäran.docx
@@ -437,7 +437,7 @@
     <w:r>
       <w:tab/>
       <w:tab/>
-      <w:t>2025-10-25</w:t>
+      <w:t>2025-10-26</w:t>
       <w:br/>
       <w:br/>
     </w:r>

--- a/tillsyn/A 43461-2025 tillsynsbegäran.docx
+++ b/tillsyn/A 43461-2025 tillsynsbegäran.docx
@@ -437,7 +437,7 @@
     <w:r>
       <w:tab/>
       <w:tab/>
-      <w:t>2025-10-26</w:t>
+      <w:t>2025-10-27</w:t>
       <w:br/>
       <w:br/>
     </w:r>

--- a/tillsyn/A 43461-2025 tillsynsbegäran.docx
+++ b/tillsyn/A 43461-2025 tillsynsbegäran.docx
@@ -437,7 +437,7 @@
     <w:r>
       <w:tab/>
       <w:tab/>
-      <w:t>2025-10-27</w:t>
+      <w:t>2025-10-28</w:t>
       <w:br/>
       <w:br/>
     </w:r>

--- a/tillsyn/A 43461-2025 tillsynsbegäran.docx
+++ b/tillsyn/A 43461-2025 tillsynsbegäran.docx
@@ -437,7 +437,7 @@
     <w:r>
       <w:tab/>
       <w:tab/>
-      <w:t>2025-10-28</w:t>
+      <w:t>2025-10-29</w:t>
       <w:br/>
       <w:br/>
     </w:r>

--- a/tillsyn/A 43461-2025 tillsynsbegäran.docx
+++ b/tillsyn/A 43461-2025 tillsynsbegäran.docx
@@ -437,7 +437,7 @@
     <w:r>
       <w:tab/>
       <w:tab/>
-      <w:t>2025-10-29</w:t>
+      <w:t>2025-10-30</w:t>
       <w:br/>
       <w:br/>
     </w:r>

--- a/tillsyn/A 43461-2025 tillsynsbegäran.docx
+++ b/tillsyn/A 43461-2025 tillsynsbegäran.docx
@@ -437,7 +437,7 @@
     <w:r>
       <w:tab/>
       <w:tab/>
-      <w:t>2025-10-30</w:t>
+      <w:t>2025-10-31</w:t>
       <w:br/>
       <w:br/>
     </w:r>

--- a/tillsyn/A 43461-2025 tillsynsbegäran.docx
+++ b/tillsyn/A 43461-2025 tillsynsbegäran.docx
@@ -437,7 +437,7 @@
     <w:r>
       <w:tab/>
       <w:tab/>
-      <w:t>2025-10-31</w:t>
+      <w:t>2025-11-01</w:t>
       <w:br/>
       <w:br/>
     </w:r>

--- a/tillsyn/A 43461-2025 tillsynsbegäran.docx
+++ b/tillsyn/A 43461-2025 tillsynsbegäran.docx
@@ -437,7 +437,7 @@
     <w:r>
       <w:tab/>
       <w:tab/>
-      <w:t>2025-11-01</w:t>
+      <w:t>2025-11-02</w:t>
       <w:br/>
       <w:br/>
     </w:r>

--- a/tillsyn/A 43461-2025 tillsynsbegäran.docx
+++ b/tillsyn/A 43461-2025 tillsynsbegäran.docx
@@ -437,7 +437,7 @@
     <w:r>
       <w:tab/>
       <w:tab/>
-      <w:t>2025-11-02</w:t>
+      <w:t>2025-11-03</w:t>
       <w:br/>
       <w:br/>
     </w:r>

--- a/tillsyn/A 43461-2025 tillsynsbegäran.docx
+++ b/tillsyn/A 43461-2025 tillsynsbegäran.docx
@@ -437,7 +437,7 @@
     <w:r>
       <w:tab/>
       <w:tab/>
-      <w:t>2025-11-03</w:t>
+      <w:t>2025-11-04</w:t>
       <w:br/>
       <w:br/>
     </w:r>

--- a/tillsyn/A 43461-2025 tillsynsbegäran.docx
+++ b/tillsyn/A 43461-2025 tillsynsbegäran.docx
@@ -437,7 +437,7 @@
     <w:r>
       <w:tab/>
       <w:tab/>
-      <w:t>2025-11-04</w:t>
+      <w:t>2025-11-05</w:t>
       <w:br/>
       <w:br/>
     </w:r>

--- a/tillsyn/A 43461-2025 tillsynsbegäran.docx
+++ b/tillsyn/A 43461-2025 tillsynsbegäran.docx
@@ -437,7 +437,7 @@
     <w:r>
       <w:tab/>
       <w:tab/>
-      <w:t>2025-11-05</w:t>
+      <w:t>2025-11-06</w:t>
       <w:br/>
       <w:br/>
     </w:r>

--- a/tillsyn/A 43461-2025 tillsynsbegäran.docx
+++ b/tillsyn/A 43461-2025 tillsynsbegäran.docx
@@ -437,7 +437,7 @@
     <w:r>
       <w:tab/>
       <w:tab/>
-      <w:t>2025-11-06</w:t>
+      <w:t>2025-11-07</w:t>
       <w:br/>
       <w:br/>
     </w:r>

--- a/tillsyn/A 43461-2025 tillsynsbegäran.docx
+++ b/tillsyn/A 43461-2025 tillsynsbegäran.docx
@@ -437,7 +437,7 @@
     <w:r>
       <w:tab/>
       <w:tab/>
-      <w:t>2025-11-07</w:t>
+      <w:t>2025-11-08</w:t>
       <w:br/>
       <w:br/>
     </w:r>

--- a/tillsyn/A 43461-2025 tillsynsbegäran.docx
+++ b/tillsyn/A 43461-2025 tillsynsbegäran.docx
@@ -437,7 +437,7 @@
     <w:r>
       <w:tab/>
       <w:tab/>
-      <w:t>2025-11-08</w:t>
+      <w:t>2025-11-09</w:t>
       <w:br/>
       <w:br/>
     </w:r>

--- a/tillsyn/A 43461-2025 tillsynsbegäran.docx
+++ b/tillsyn/A 43461-2025 tillsynsbegäran.docx
@@ -437,7 +437,7 @@
     <w:r>
       <w:tab/>
       <w:tab/>
-      <w:t>2025-11-09</w:t>
+      <w:t>2025-11-10</w:t>
       <w:br/>
       <w:br/>
     </w:r>

--- a/tillsyn/A 43461-2025 tillsynsbegäran.docx
+++ b/tillsyn/A 43461-2025 tillsynsbegäran.docx
@@ -437,7 +437,7 @@
     <w:r>
       <w:tab/>
       <w:tab/>
-      <w:t>2025-11-10</w:t>
+      <w:t>2025-11-11</w:t>
       <w:br/>
       <w:br/>
     </w:r>

--- a/tillsyn/A 43461-2025 tillsynsbegäran.docx
+++ b/tillsyn/A 43461-2025 tillsynsbegäran.docx
@@ -437,7 +437,7 @@
     <w:r>
       <w:tab/>
       <w:tab/>
-      <w:t>2025-11-11</w:t>
+      <w:t>2025-11-12</w:t>
       <w:br/>
       <w:br/>
     </w:r>

--- a/tillsyn/A 43461-2025 tillsynsbegäran.docx
+++ b/tillsyn/A 43461-2025 tillsynsbegäran.docx
@@ -437,7 +437,7 @@
     <w:r>
       <w:tab/>
       <w:tab/>
-      <w:t>2025-11-12</w:t>
+      <w:t>2025-11-13</w:t>
       <w:br/>
       <w:br/>
     </w:r>

--- a/tillsyn/A 43461-2025 tillsynsbegäran.docx
+++ b/tillsyn/A 43461-2025 tillsynsbegäran.docx
@@ -437,7 +437,7 @@
     <w:r>
       <w:tab/>
       <w:tab/>
-      <w:t>2025-11-13</w:t>
+      <w:t>2025-11-14</w:t>
       <w:br/>
       <w:br/>
     </w:r>

--- a/tillsyn/A 43461-2025 tillsynsbegäran.docx
+++ b/tillsyn/A 43461-2025 tillsynsbegäran.docx
@@ -437,7 +437,7 @@
     <w:r>
       <w:tab/>
       <w:tab/>
-      <w:t>2025-11-14</w:t>
+      <w:t>2025-11-15</w:t>
       <w:br/>
       <w:br/>
     </w:r>

--- a/tillsyn/A 43461-2025 tillsynsbegäran.docx
+++ b/tillsyn/A 43461-2025 tillsynsbegäran.docx
@@ -437,7 +437,7 @@
     <w:r>
       <w:tab/>
       <w:tab/>
-      <w:t>2025-11-15</w:t>
+      <w:t>2025-11-20</w:t>
       <w:br/>
       <w:br/>
     </w:r>

--- a/tillsyn/A 43461-2025 tillsynsbegäran.docx
+++ b/tillsyn/A 43461-2025 tillsynsbegäran.docx
@@ -437,7 +437,7 @@
     <w:r>
       <w:tab/>
       <w:tab/>
-      <w:t>2025-11-20</w:t>
+      <w:t>2025-11-21</w:t>
       <w:br/>
       <w:br/>
     </w:r>

--- a/tillsyn/A 43461-2025 tillsynsbegäran.docx
+++ b/tillsyn/A 43461-2025 tillsynsbegäran.docx
@@ -437,7 +437,7 @@
     <w:r>
       <w:tab/>
       <w:tab/>
-      <w:t>2025-11-21</w:t>
+      <w:t>2025-11-22</w:t>
       <w:br/>
       <w:br/>
     </w:r>

--- a/tillsyn/A 43461-2025 tillsynsbegäran.docx
+++ b/tillsyn/A 43461-2025 tillsynsbegäran.docx
@@ -437,7 +437,7 @@
     <w:r>
       <w:tab/>
       <w:tab/>
-      <w:t>2025-11-22</w:t>
+      <w:t>2025-11-23</w:t>
       <w:br/>
       <w:br/>
     </w:r>

--- a/tillsyn/A 43461-2025 tillsynsbegäran.docx
+++ b/tillsyn/A 43461-2025 tillsynsbegäran.docx
@@ -437,7 +437,7 @@
     <w:r>
       <w:tab/>
       <w:tab/>
-      <w:t>2025-11-23</w:t>
+      <w:t>2025-11-24</w:t>
       <w:br/>
       <w:br/>
     </w:r>

--- a/tillsyn/A 43461-2025 tillsynsbegäran.docx
+++ b/tillsyn/A 43461-2025 tillsynsbegäran.docx
@@ -437,7 +437,7 @@
     <w:r>
       <w:tab/>
       <w:tab/>
-      <w:t>2025-11-24</w:t>
+      <w:t>2025-11-25</w:t>
       <w:br/>
       <w:br/>
     </w:r>

--- a/tillsyn/A 43461-2025 tillsynsbegäran.docx
+++ b/tillsyn/A 43461-2025 tillsynsbegäran.docx
@@ -437,7 +437,7 @@
     <w:r>
       <w:tab/>
       <w:tab/>
-      <w:t>2025-11-25</w:t>
+      <w:t>2025-11-26</w:t>
       <w:br/>
       <w:br/>
     </w:r>

--- a/tillsyn/A 43461-2025 tillsynsbegäran.docx
+++ b/tillsyn/A 43461-2025 tillsynsbegäran.docx
@@ -437,7 +437,7 @@
     <w:r>
       <w:tab/>
       <w:tab/>
-      <w:t>2025-11-26</w:t>
+      <w:t>2025-11-27</w:t>
       <w:br/>
       <w:br/>
     </w:r>

--- a/tillsyn/A 43461-2025 tillsynsbegäran.docx
+++ b/tillsyn/A 43461-2025 tillsynsbegäran.docx
@@ -437,7 +437,7 @@
     <w:r>
       <w:tab/>
       <w:tab/>
-      <w:t>2025-11-27</w:t>
+      <w:t>2025-11-28</w:t>
       <w:br/>
       <w:br/>
     </w:r>

--- a/tillsyn/A 43461-2025 tillsynsbegäran.docx
+++ b/tillsyn/A 43461-2025 tillsynsbegäran.docx
@@ -437,7 +437,7 @@
     <w:r>
       <w:tab/>
       <w:tab/>
-      <w:t>2025-11-28</w:t>
+      <w:t>2025-11-29</w:t>
       <w:br/>
       <w:br/>
     </w:r>

--- a/tillsyn/A 43461-2025 tillsynsbegäran.docx
+++ b/tillsyn/A 43461-2025 tillsynsbegäran.docx
@@ -437,7 +437,7 @@
     <w:r>
       <w:tab/>
       <w:tab/>
-      <w:t>2025-11-29</w:t>
+      <w:t>2025-11-30</w:t>
       <w:br/>
       <w:br/>
     </w:r>

--- a/tillsyn/A 43461-2025 tillsynsbegäran.docx
+++ b/tillsyn/A 43461-2025 tillsynsbegäran.docx
@@ -437,7 +437,7 @@
     <w:r>
       <w:tab/>
       <w:tab/>
-      <w:t>2025-11-30</w:t>
+      <w:t>2025-12-01</w:t>
       <w:br/>
       <w:br/>
     </w:r>

--- a/tillsyn/A 43461-2025 tillsynsbegäran.docx
+++ b/tillsyn/A 43461-2025 tillsynsbegäran.docx
@@ -437,7 +437,7 @@
     <w:r>
       <w:tab/>
       <w:tab/>
-      <w:t>2025-12-01</w:t>
+      <w:t>2025-12-02</w:t>
       <w:br/>
       <w:br/>
     </w:r>

--- a/tillsyn/A 43461-2025 tillsynsbegäran.docx
+++ b/tillsyn/A 43461-2025 tillsynsbegäran.docx
@@ -437,7 +437,7 @@
     <w:r>
       <w:tab/>
       <w:tab/>
-      <w:t>2025-12-02</w:t>
+      <w:t>2025-12-03</w:t>
       <w:br/>
       <w:br/>
     </w:r>

--- a/tillsyn/A 43461-2025 tillsynsbegäran.docx
+++ b/tillsyn/A 43461-2025 tillsynsbegäran.docx
@@ -437,7 +437,7 @@
     <w:r>
       <w:tab/>
       <w:tab/>
-      <w:t>2025-12-03</w:t>
+      <w:t>2025-12-04</w:t>
       <w:br/>
       <w:br/>
     </w:r>

--- a/tillsyn/A 43461-2025 tillsynsbegäran.docx
+++ b/tillsyn/A 43461-2025 tillsynsbegäran.docx
@@ -437,7 +437,7 @@
     <w:r>
       <w:tab/>
       <w:tab/>
-      <w:t>2025-12-04</w:t>
+      <w:t>2025-12-05</w:t>
       <w:br/>
       <w:br/>
     </w:r>

--- a/tillsyn/A 43461-2025 tillsynsbegäran.docx
+++ b/tillsyn/A 43461-2025 tillsynsbegäran.docx
@@ -437,7 +437,7 @@
     <w:r>
       <w:tab/>
       <w:tab/>
-      <w:t>2025-12-05</w:t>
+      <w:t>2025-12-06</w:t>
       <w:br/>
       <w:br/>
     </w:r>

--- a/tillsyn/A 43461-2025 tillsynsbegäran.docx
+++ b/tillsyn/A 43461-2025 tillsynsbegäran.docx
@@ -437,7 +437,7 @@
     <w:r>
       <w:tab/>
       <w:tab/>
-      <w:t>2025-12-06</w:t>
+      <w:t>2025-12-07</w:t>
       <w:br/>
       <w:br/>
     </w:r>

--- a/tillsyn/A 43461-2025 tillsynsbegäran.docx
+++ b/tillsyn/A 43461-2025 tillsynsbegäran.docx
@@ -437,7 +437,7 @@
     <w:r>
       <w:tab/>
       <w:tab/>
-      <w:t>2025-12-07</w:t>
+      <w:t>2025-12-08</w:t>
       <w:br/>
       <w:br/>
     </w:r>

--- a/tillsyn/A 43461-2025 tillsynsbegäran.docx
+++ b/tillsyn/A 43461-2025 tillsynsbegäran.docx
@@ -437,7 +437,7 @@
     <w:r>
       <w:tab/>
       <w:tab/>
-      <w:t>2025-12-08</w:t>
+      <w:t>2025-12-09</w:t>
       <w:br/>
       <w:br/>
     </w:r>

--- a/tillsyn/A 43461-2025 tillsynsbegäran.docx
+++ b/tillsyn/A 43461-2025 tillsynsbegäran.docx
@@ -437,7 +437,7 @@
     <w:r>
       <w:tab/>
       <w:tab/>
-      <w:t>2025-12-09</w:t>
+      <w:t>2025-12-10</w:t>
       <w:br/>
       <w:br/>
     </w:r>

--- a/tillsyn/A 43461-2025 tillsynsbegäran.docx
+++ b/tillsyn/A 43461-2025 tillsynsbegäran.docx
@@ -437,7 +437,7 @@
     <w:r>
       <w:tab/>
       <w:tab/>
-      <w:t>2025-12-10</w:t>
+      <w:t>2025-12-11</w:t>
       <w:br/>
       <w:br/>
     </w:r>

--- a/tillsyn/A 43461-2025 tillsynsbegäran.docx
+++ b/tillsyn/A 43461-2025 tillsynsbegäran.docx
@@ -437,7 +437,7 @@
     <w:r>
       <w:tab/>
       <w:tab/>
-      <w:t>2025-12-11</w:t>
+      <w:t>2025-12-12</w:t>
       <w:br/>
       <w:br/>
     </w:r>

--- a/tillsyn/A 43461-2025 tillsynsbegäran.docx
+++ b/tillsyn/A 43461-2025 tillsynsbegäran.docx
@@ -437,7 +437,7 @@
     <w:r>
       <w:tab/>
       <w:tab/>
-      <w:t>2025-12-12</w:t>
+      <w:t>2025-12-13</w:t>
       <w:br/>
       <w:br/>
     </w:r>

--- a/tillsyn/A 43461-2025 tillsynsbegäran.docx
+++ b/tillsyn/A 43461-2025 tillsynsbegäran.docx
@@ -437,7 +437,7 @@
     <w:r>
       <w:tab/>
       <w:tab/>
-      <w:t>2025-12-19</w:t>
+      <w:t>2025-12-20</w:t>
       <w:br/>
       <w:br/>
     </w:r>

--- a/tillsyn/A 43461-2025 tillsynsbegäran.docx
+++ b/tillsyn/A 43461-2025 tillsynsbegäran.docx
@@ -437,7 +437,7 @@
     <w:r>
       <w:tab/>
       <w:tab/>
-      <w:t>2025-12-20</w:t>
+      <w:t>2025-12-21</w:t>
       <w:br/>
       <w:br/>
     </w:r>

--- a/tillsyn/A 43461-2025 tillsynsbegäran.docx
+++ b/tillsyn/A 43461-2025 tillsynsbegäran.docx
@@ -437,7 +437,7 @@
     <w:r>
       <w:tab/>
       <w:tab/>
-      <w:t>2025-12-21</w:t>
+      <w:t>2025-12-22</w:t>
       <w:br/>
       <w:br/>
     </w:r>

--- a/tillsyn/A 43461-2025 tillsynsbegäran.docx
+++ b/tillsyn/A 43461-2025 tillsynsbegäran.docx
@@ -437,7 +437,7 @@
     <w:r>
       <w:tab/>
       <w:tab/>
-      <w:t>2025-12-22</w:t>
+      <w:t>2025-12-26</w:t>
       <w:br/>
       <w:br/>
     </w:r>

--- a/tillsyn/A 43461-2025 tillsynsbegäran.docx
+++ b/tillsyn/A 43461-2025 tillsynsbegäran.docx
@@ -437,7 +437,7 @@
     <w:r>
       <w:tab/>
       <w:tab/>
-      <w:t>2025-12-26</w:t>
+      <w:t>2025-12-28</w:t>
       <w:br/>
       <w:br/>
     </w:r>

--- a/tillsyn/A 43461-2025 tillsynsbegäran.docx
+++ b/tillsyn/A 43461-2025 tillsynsbegäran.docx
@@ -437,7 +437,7 @@
     <w:r>
       <w:tab/>
       <w:tab/>
-      <w:t>2025-12-28</w:t>
+      <w:t>2025-12-29</w:t>
       <w:br/>
       <w:br/>
     </w:r>

--- a/tillsyn/A 43461-2025 tillsynsbegäran.docx
+++ b/tillsyn/A 43461-2025 tillsynsbegäran.docx
@@ -437,7 +437,7 @@
     <w:r>
       <w:tab/>
       <w:tab/>
-      <w:t>2025-12-29</w:t>
+      <w:t>2025-12-30</w:t>
       <w:br/>
       <w:br/>
     </w:r>

--- a/tillsyn/A 43461-2025 tillsynsbegäran.docx
+++ b/tillsyn/A 43461-2025 tillsynsbegäran.docx
@@ -437,7 +437,7 @@
     <w:r>
       <w:tab/>
       <w:tab/>
-      <w:t>2025-12-30</w:t>
+      <w:t>2025-12-31</w:t>
       <w:br/>
       <w:br/>
     </w:r>

--- a/tillsyn/A 43461-2025 tillsynsbegäran.docx
+++ b/tillsyn/A 43461-2025 tillsynsbegäran.docx
@@ -437,7 +437,7 @@
     <w:r>
       <w:tab/>
       <w:tab/>
-      <w:t>2025-12-31</w:t>
+      <w:t>2026-01-03</w:t>
       <w:br/>
       <w:br/>
     </w:r>

--- a/tillsyn/A 43461-2025 tillsynsbegäran.docx
+++ b/tillsyn/A 43461-2025 tillsynsbegäran.docx
@@ -437,7 +437,7 @@
     <w:r>
       <w:tab/>
       <w:tab/>
-      <w:t>2026-01-07</w:t>
+      <w:t>2026-01-08</w:t>
       <w:br/>
       <w:br/>
     </w:r>

--- a/tillsyn/A 43461-2025 tillsynsbegäran.docx
+++ b/tillsyn/A 43461-2025 tillsynsbegäran.docx
@@ -437,7 +437,7 @@
     <w:r>
       <w:tab/>
       <w:tab/>
-      <w:t>2026-01-08</w:t>
+      <w:t>2026-01-09</w:t>
       <w:br/>
       <w:br/>
     </w:r>

--- a/tillsyn/A 43461-2025 tillsynsbegäran.docx
+++ b/tillsyn/A 43461-2025 tillsynsbegäran.docx
@@ -437,7 +437,7 @@
     <w:r>
       <w:tab/>
       <w:tab/>
-      <w:t>2026-01-09</w:t>
+      <w:t>2026-01-10</w:t>
       <w:br/>
       <w:br/>
     </w:r>

--- a/tillsyn/A 43461-2025 tillsynsbegäran.docx
+++ b/tillsyn/A 43461-2025 tillsynsbegäran.docx
@@ -437,7 +437,7 @@
     <w:r>
       <w:tab/>
       <w:tab/>
-      <w:t>2026-01-10</w:t>
+      <w:t>2026-01-11</w:t>
       <w:br/>
       <w:br/>
     </w:r>

--- a/tillsyn/A 43461-2025 tillsynsbegäran.docx
+++ b/tillsyn/A 43461-2025 tillsynsbegäran.docx
@@ -437,7 +437,7 @@
     <w:r>
       <w:tab/>
       <w:tab/>
-      <w:t>2026-01-11</w:t>
+      <w:t>2026-01-12</w:t>
       <w:br/>
       <w:br/>
     </w:r>

--- a/tillsyn/A 43461-2025 tillsynsbegäran.docx
+++ b/tillsyn/A 43461-2025 tillsynsbegäran.docx
@@ -437,7 +437,7 @@
     <w:r>
       <w:tab/>
       <w:tab/>
-      <w:t>2026-01-12</w:t>
+      <w:t>2026-01-13</w:t>
       <w:br/>
       <w:br/>
     </w:r>

--- a/tillsyn/A 43461-2025 tillsynsbegäran.docx
+++ b/tillsyn/A 43461-2025 tillsynsbegäran.docx
@@ -437,7 +437,7 @@
     <w:r>
       <w:tab/>
       <w:tab/>
-      <w:t>2026-01-13</w:t>
+      <w:t>2026-01-14</w:t>
       <w:br/>
       <w:br/>
     </w:r>

--- a/tillsyn/A 43461-2025 tillsynsbegäran.docx
+++ b/tillsyn/A 43461-2025 tillsynsbegäran.docx
@@ -437,7 +437,7 @@
     <w:r>
       <w:tab/>
       <w:tab/>
-      <w:t>2026-01-14</w:t>
+      <w:t>2026-01-15</w:t>
       <w:br/>
       <w:br/>
     </w:r>

--- a/tillsyn/A 43461-2025 tillsynsbegäran.docx
+++ b/tillsyn/A 43461-2025 tillsynsbegäran.docx
@@ -437,7 +437,7 @@
     <w:r>
       <w:tab/>
       <w:tab/>
-      <w:t>2026-01-15</w:t>
+      <w:t>2026-01-16</w:t>
       <w:br/>
       <w:br/>
     </w:r>

--- a/tillsyn/A 43461-2025 tillsynsbegäran.docx
+++ b/tillsyn/A 43461-2025 tillsynsbegäran.docx
@@ -437,7 +437,7 @@
     <w:r>
       <w:tab/>
       <w:tab/>
-      <w:t>2026-01-16</w:t>
+      <w:t>2026-01-17</w:t>
       <w:br/>
       <w:br/>
     </w:r>

--- a/tillsyn/A 43461-2025 tillsynsbegäran.docx
+++ b/tillsyn/A 43461-2025 tillsynsbegäran.docx
@@ -437,7 +437,7 @@
     <w:r>
       <w:tab/>
       <w:tab/>
-      <w:t>2026-01-17</w:t>
+      <w:t>2026-01-18</w:t>
       <w:br/>
       <w:br/>
     </w:r>

--- a/tillsyn/A 43461-2025 tillsynsbegäran.docx
+++ b/tillsyn/A 43461-2025 tillsynsbegäran.docx
@@ -437,7 +437,7 @@
     <w:r>
       <w:tab/>
       <w:tab/>
-      <w:t>2026-01-18</w:t>
+      <w:t>2026-01-19</w:t>
       <w:br/>
       <w:br/>
     </w:r>

--- a/tillsyn/A 43461-2025 tillsynsbegäran.docx
+++ b/tillsyn/A 43461-2025 tillsynsbegäran.docx
@@ -437,7 +437,7 @@
     <w:r>
       <w:tab/>
       <w:tab/>
-      <w:t>2026-01-19</w:t>
+      <w:t>2026-01-20</w:t>
       <w:br/>
       <w:br/>
     </w:r>

--- a/tillsyn/A 43461-2025 tillsynsbegäran.docx
+++ b/tillsyn/A 43461-2025 tillsynsbegäran.docx
@@ -437,7 +437,7 @@
     <w:r>
       <w:tab/>
       <w:tab/>
-      <w:t>2026-01-20</w:t>
+      <w:t>2026-01-21</w:t>
       <w:br/>
       <w:br/>
     </w:r>

--- a/tillsyn/A 43461-2025 tillsynsbegäran.docx
+++ b/tillsyn/A 43461-2025 tillsynsbegäran.docx
@@ -437,7 +437,7 @@
     <w:r>
       <w:tab/>
       <w:tab/>
-      <w:t>2026-01-21</w:t>
+      <w:t>2026-01-23</w:t>
       <w:br/>
       <w:br/>
     </w:r>

--- a/tillsyn/A 43461-2025 tillsynsbegäran.docx
+++ b/tillsyn/A 43461-2025 tillsynsbegäran.docx
@@ -437,7 +437,7 @@
     <w:r>
       <w:tab/>
       <w:tab/>
-      <w:t>2026-01-23</w:t>
+      <w:t>2026-01-24</w:t>
       <w:br/>
       <w:br/>
     </w:r>

--- a/tillsyn/A 43461-2025 tillsynsbegäran.docx
+++ b/tillsyn/A 43461-2025 tillsynsbegäran.docx
@@ -437,7 +437,7 @@
     <w:r>
       <w:tab/>
       <w:tab/>
-      <w:t>2026-01-24</w:t>
+      <w:t>2026-01-25</w:t>
       <w:br/>
       <w:br/>
     </w:r>

--- a/tillsyn/A 43461-2025 tillsynsbegäran.docx
+++ b/tillsyn/A 43461-2025 tillsynsbegäran.docx
@@ -437,7 +437,7 @@
     <w:r>
       <w:tab/>
       <w:tab/>
-      <w:t>2026-01-25</w:t>
+      <w:t>2026-01-26</w:t>
       <w:br/>
       <w:br/>
     </w:r>

--- a/tillsyn/A 43461-2025 tillsynsbegäran.docx
+++ b/tillsyn/A 43461-2025 tillsynsbegäran.docx
@@ -437,7 +437,7 @@
     <w:r>
       <w:tab/>
       <w:tab/>
-      <w:t>2026-01-26</w:t>
+      <w:t>2026-01-27</w:t>
       <w:br/>
       <w:br/>
     </w:r>

--- a/tillsyn/A 43461-2025 tillsynsbegäran.docx
+++ b/tillsyn/A 43461-2025 tillsynsbegäran.docx
@@ -437,7 +437,7 @@
     <w:r>
       <w:tab/>
       <w:tab/>
-      <w:t>2026-01-27</w:t>
+      <w:t>2026-01-28</w:t>
       <w:br/>
       <w:br/>
     </w:r>

--- a/tillsyn/A 43461-2025 tillsynsbegäran.docx
+++ b/tillsyn/A 43461-2025 tillsynsbegäran.docx
@@ -518,7 +518,7 @@
     <w:r>
       <w:tab/>
       <w:tab/>
-      <w:t>2026-03-13</w:t>
+      <w:t>2026-03-16</w:t>
       <w:br/>
       <w:br/>
     </w:r>

--- a/tillsyn/A 43461-2025 tillsynsbegäran.docx
+++ b/tillsyn/A 43461-2025 tillsynsbegäran.docx
@@ -518,7 +518,7 @@
     <w:r>
       <w:tab/>
       <w:tab/>
-      <w:t>2026-03-16</w:t>
+      <w:t>2026-03-17</w:t>
       <w:br/>
       <w:br/>
     </w:r>

--- a/tillsyn/A 43461-2025 tillsynsbegäran.docx
+++ b/tillsyn/A 43461-2025 tillsynsbegäran.docx
@@ -518,7 +518,7 @@
     <w:r>
       <w:tab/>
       <w:tab/>
-      <w:t>2026-03-17</w:t>
+      <w:t>2026-03-18</w:t>
       <w:br/>
       <w:br/>
     </w:r>

--- a/tillsyn/A 43461-2025 tillsynsbegäran.docx
+++ b/tillsyn/A 43461-2025 tillsynsbegäran.docx
@@ -518,7 +518,7 @@
     <w:r>
       <w:tab/>
       <w:tab/>
-      <w:t>2026-03-18</w:t>
+      <w:t>2026-03-19</w:t>
       <w:br/>
       <w:br/>
     </w:r>

--- a/tillsyn/A 43461-2025 tillsynsbegäran.docx
+++ b/tillsyn/A 43461-2025 tillsynsbegäran.docx
@@ -518,7 +518,7 @@
     <w:r>
       <w:tab/>
       <w:tab/>
-      <w:t>2026-03-19</w:t>
+      <w:t>2026-03-20</w:t>
       <w:br/>
       <w:br/>
     </w:r>

--- a/tillsyn/A 43461-2025 tillsynsbegäran.docx
+++ b/tillsyn/A 43461-2025 tillsynsbegäran.docx
@@ -518,7 +518,7 @@
     <w:r>
       <w:tab/>
       <w:tab/>
-      <w:t>2026-03-20</w:t>
+      <w:t>2026-03-21</w:t>
       <w:br/>
       <w:br/>
     </w:r>

--- a/tillsyn/A 43461-2025 tillsynsbegäran.docx
+++ b/tillsyn/A 43461-2025 tillsynsbegäran.docx
@@ -518,7 +518,7 @@
     <w:r>
       <w:tab/>
       <w:tab/>
-      <w:t>2026-03-21</w:t>
+      <w:t>2026-03-22</w:t>
       <w:br/>
       <w:br/>
     </w:r>

--- a/tillsyn/A 43461-2025 tillsynsbegäran.docx
+++ b/tillsyn/A 43461-2025 tillsynsbegäran.docx
@@ -518,7 +518,7 @@
     <w:r>
       <w:tab/>
       <w:tab/>
-      <w:t>2026-03-22</w:t>
+      <w:t>2026-03-23</w:t>
       <w:br/>
       <w:br/>
     </w:r>

--- a/tillsyn/A 43461-2025 tillsynsbegäran.docx
+++ b/tillsyn/A 43461-2025 tillsynsbegäran.docx
@@ -518,7 +518,7 @@
     <w:r>
       <w:tab/>
       <w:tab/>
-      <w:t>2026-03-23</w:t>
+      <w:t>2026-03-24</w:t>
       <w:br/>
       <w:br/>
     </w:r>

--- a/tillsyn/A 43461-2025 tillsynsbegäran.docx
+++ b/tillsyn/A 43461-2025 tillsynsbegäran.docx
@@ -518,7 +518,7 @@
     <w:r>
       <w:tab/>
       <w:tab/>
-      <w:t>2026-03-24</w:t>
+      <w:t>2026-03-25</w:t>
       <w:br/>
       <w:br/>
     </w:r>

--- a/tillsyn/A 43461-2025 tillsynsbegäran.docx
+++ b/tillsyn/A 43461-2025 tillsynsbegäran.docx
@@ -518,7 +518,7 @@
     <w:r>
       <w:tab/>
       <w:tab/>
-      <w:t>2026-03-25</w:t>
+      <w:t>2026-03-26</w:t>
       <w:br/>
       <w:br/>
     </w:r>

--- a/tillsyn/A 43461-2025 tillsynsbegäran.docx
+++ b/tillsyn/A 43461-2025 tillsynsbegäran.docx
@@ -518,7 +518,7 @@
     <w:r>
       <w:tab/>
       <w:tab/>
-      <w:t>2026-03-26</w:t>
+      <w:t>2026-03-27</w:t>
       <w:br/>
       <w:br/>
     </w:r>

--- a/tillsyn/A 43461-2025 tillsynsbegäran.docx
+++ b/tillsyn/A 43461-2025 tillsynsbegäran.docx
@@ -518,7 +518,7 @@
     <w:r>
       <w:tab/>
       <w:tab/>
-      <w:t>2026-03-27</w:t>
+      <w:t>2026-03-28</w:t>
       <w:br/>
       <w:br/>
     </w:r>

--- a/tillsyn/A 43461-2025 tillsynsbegäran.docx
+++ b/tillsyn/A 43461-2025 tillsynsbegäran.docx
@@ -518,7 +518,7 @@
     <w:r>
       <w:tab/>
       <w:tab/>
-      <w:t>2026-03-28</w:t>
+      <w:t>2026-03-29</w:t>
       <w:br/>
       <w:br/>
     </w:r>

--- a/tillsyn/A 43461-2025 tillsynsbegäran.docx
+++ b/tillsyn/A 43461-2025 tillsynsbegäran.docx
@@ -518,7 +518,7 @@
     <w:r>
       <w:tab/>
       <w:tab/>
-      <w:t>2026-03-29</w:t>
+      <w:t>2026-03-30</w:t>
       <w:br/>
       <w:br/>
     </w:r>

--- a/tillsyn/A 43461-2025 tillsynsbegäran.docx
+++ b/tillsyn/A 43461-2025 tillsynsbegäran.docx
@@ -518,7 +518,7 @@
     <w:r>
       <w:tab/>
       <w:tab/>
-      <w:t>2026-03-30</w:t>
+      <w:t>2026-03-31</w:t>
       <w:br/>
       <w:br/>
     </w:r>

--- a/tillsyn/A 43461-2025 tillsynsbegäran.docx
+++ b/tillsyn/A 43461-2025 tillsynsbegäran.docx
@@ -518,7 +518,7 @@
     <w:r>
       <w:tab/>
       <w:tab/>
-      <w:t>2026-03-31</w:t>
+      <w:t>2026-04-01</w:t>
       <w:br/>
       <w:br/>
     </w:r>

--- a/tillsyn/A 43461-2025 tillsynsbegäran.docx
+++ b/tillsyn/A 43461-2025 tillsynsbegäran.docx
@@ -518,7 +518,7 @@
     <w:r>
       <w:tab/>
       <w:tab/>
-      <w:t>2026-04-01</w:t>
+      <w:t>2026-04-02</w:t>
       <w:br/>
       <w:br/>
     </w:r>

--- a/tillsyn/A 43461-2025 tillsynsbegäran.docx
+++ b/tillsyn/A 43461-2025 tillsynsbegäran.docx
@@ -518,7 +518,7 @@
     <w:r>
       <w:tab/>
       <w:tab/>
-      <w:t>2026-04-02</w:t>
+      <w:t>2026-04-03</w:t>
       <w:br/>
       <w:br/>
     </w:r>

--- a/tillsyn/A 43461-2025 tillsynsbegäran.docx
+++ b/tillsyn/A 43461-2025 tillsynsbegäran.docx
@@ -518,7 +518,7 @@
     <w:r>
       <w:tab/>
       <w:tab/>
-      <w:t>2026-04-03</w:t>
+      <w:t>2026-04-04</w:t>
       <w:br/>
       <w:br/>
     </w:r>

--- a/tillsyn/A 43461-2025 tillsynsbegäran.docx
+++ b/tillsyn/A 43461-2025 tillsynsbegäran.docx
@@ -518,7 +518,7 @@
     <w:r>
       <w:tab/>
       <w:tab/>
-      <w:t>2026-04-04</w:t>
+      <w:t>2026-04-05</w:t>
       <w:br/>
       <w:br/>
     </w:r>

--- a/tillsyn/A 43461-2025 tillsynsbegäran.docx
+++ b/tillsyn/A 43461-2025 tillsynsbegäran.docx
@@ -518,7 +518,7 @@
     <w:r>
       <w:tab/>
       <w:tab/>
-      <w:t>2026-04-05</w:t>
+      <w:t>2026-04-06</w:t>
       <w:br/>
       <w:br/>
     </w:r>

--- a/tillsyn/A 43461-2025 tillsynsbegäran.docx
+++ b/tillsyn/A 43461-2025 tillsynsbegäran.docx
@@ -118,25 +118,34 @@
         <w:t>Lunglav (NT)</w:t>
       </w:r>
       <w:r>
-        <w:t xml:space="preserve"> är en av vårt lands främsta signalarter som överallt indikerar gamla lövträd, skogsbestånd med höga naturvärden och ekosystem med långskoglig kontinuitet. Lokalt kan förekomsten vara mycket riklig men den hittas nästan enbart i gamla och ej slutavverkade skogar. Artens samtliga förekomster bör uppmärksammas från naturvårdssynpunkt, då många lokaler även hyser andra ovanliga och rödlistade arter. Rikliga förekomster bör skyddas med biotopskydd, frivilliga avsättningar eller reservat. Det finns ett antal sällsynta lavparasiter som växer på lunglav: lunglavsknapp (VU), skrovelmössing (DD), lunglavshårprick (DD), </w:t>
+        <w:t xml:space="preserve"> är en av vårt lands främsta signalarter som överallt indikerar gamla lövträd, skogsbestånd med höga naturvärden och ekosystem med långskoglig kontinuitet. Lokalt kan förekomsten vara mycket riklig men den hittas nästan enbart i gamla och ej slutavverkade skogar. Artens samtliga förekomster bör uppmärksammas från naturvårdssynpunkt, då många lokaler även hyser andra ovanliga och rödlistade arter. Rikliga förekomster bör skyddas med biotopskydd, frivilliga avsättningar eller reservat. På lunglav kan de sällsynta lavparasiterna lunglavshårprick (CR), </w:t>
       </w:r>
       <w:r>
         <w:rPr>
           <w:i/>
         </w:rPr>
-        <w:t>Calycina alstrupii</w:t>
+        <w:t>Abrothallus diederichii</w:t>
       </w:r>
       <w:r>
-        <w:t xml:space="preserve"> (NA) och </w:t>
+        <w:t xml:space="preserve"> (VU), </w:t>
       </w:r>
       <w:r>
         <w:rPr>
           <w:i/>
         </w:rPr>
-        <w:t>Chalara lobariae</w:t>
+        <w:t>Abrothallus lobariae</w:t>
       </w:r>
       <w:r>
-        <w:t xml:space="preserve"> (NA). Lunglav är typisk art för </w:t>
+        <w:t xml:space="preserve"> (VU), </w:t>
+      </w:r>
+      <w:r>
+        <w:rPr>
+          <w:i/>
+        </w:rPr>
+        <w:t>Calycina lobariae</w:t>
+      </w:r>
+      <w:r>
+        <w:t xml:space="preserve"> (VU), lunglavsknapp (VU) och skrovelmössing (VU) påträffas. Lunglav är typisk art för </w:t>
       </w:r>
       <w:r>
         <w:rPr>
@@ -154,7 +163,7 @@
         <w:t xml:space="preserve"> 6530 Lövängar</w:t>
       </w:r>
       <w:r>
-        <w:t xml:space="preserve"> (SLU Artdatabanken, 2025; SLU Artdatabanken, 2024; Nitare &amp; Skogsstyrelsen, 2019).</w:t>
+        <w:t xml:space="preserve"> (SLU Artdatabanken, 2026; Nitare &amp; Skogsstyrelsen, 2019).</w:t>
       </w:r>
     </w:p>
     <w:p>
@@ -165,7 +174,34 @@
         <w:t>Ullticka (NT)</w:t>
       </w:r>
       <w:r>
-        <w:t xml:space="preserve"> är knuten till restbestånd av barrnaturskog och förekommer med ett tydligt optimum i orörda eller måttligt påverkade gamla granskogar där det föreligger viss kontinuitet av grov död ved. Ullticka är en bra signalart inom hela sitt utbredningsområde och i södra Sverige är den sällsynt och en god signalart för skyddsvärda granskogsmiljöer. Den hotas av avverkning och fragmentering av naturskog och äldre granskog med lång trädkontinuitet. Ullticka är typisk art för </w:t>
+        <w:t xml:space="preserve"> är knuten till restbestånd av barrnaturskog och förekommer med ett tydligt optimum i orörda eller måttligt påverkade gamla granskogar där det föreligger viss kontinuitet av grov död ved. Ullticka är en bra signalart inom hela sitt utbredningsområde och i södra Sverige är den sällsynt och en god signalart för skyddsvärda granskogsmiljöer. Den hotas av avverkning och fragmentering av naturskog och äldre granskog med lång trädkontinuitet. På ullticka kan ibland ulltickeporing (VU) påträffas - det är en sällsynt ticka som nyligen delats upp i de tre olika arterna ulltickeporing </w:t>
+      </w:r>
+      <w:r>
+        <w:rPr>
+          <w:i/>
+        </w:rPr>
+        <w:t xml:space="preserve">Skeletocutis brevispora </w:t>
+      </w:r>
+      <w:r>
+        <w:t>(VU)</w:t>
+      </w:r>
+      <w:r>
+        <w:rPr>
+          <w:i/>
+        </w:rPr>
+        <w:t>, Skeletocutis delicata</w:t>
+      </w:r>
+      <w:r>
+        <w:t xml:space="preserve"> (VU)</w:t>
+      </w:r>
+      <w:r>
+        <w:rPr>
+          <w:i/>
+        </w:rPr>
+        <w:t xml:space="preserve"> och Skeletocutis exilis</w:t>
+      </w:r>
+      <w:r>
+        <w:t xml:space="preserve"> (NT). Ullticka är typisk art för </w:t>
       </w:r>
       <w:r>
         <w:rPr>
@@ -183,25 +219,7 @@
         <w:t>9030 Landhöjningsskog</w:t>
       </w:r>
       <w:r>
-        <w:t xml:space="preserve">. På ullticka kan ibland ulltickeporing (VU) påträffas - det är en sällsynt ticka som nyligen delats upp i tre olika arter: </w:t>
-      </w:r>
-      <w:r>
-        <w:rPr>
-          <w:i/>
-        </w:rPr>
-        <w:t xml:space="preserve">Skeletocutis brevispora </w:t>
-      </w:r>
-      <w:r>
-        <w:t>(ulltickeporing)</w:t>
-      </w:r>
-      <w:r>
-        <w:rPr>
-          <w:i/>
-        </w:rPr>
-        <w:t>, Skeletocutis delicata och Skeletocutis exilis</w:t>
-      </w:r>
-      <w:r>
-        <w:t>. De två sistnämnda arterna står för närvarande (2020) som ej bedömda i rödlistan (SLU Artdatabanken, 2024; Nitare &amp; Skogsstyrelsen, 2019; Miettinen &amp; Niemelä, 2018).</w:t>
+        <w:t xml:space="preserve"> (SLU Artdatabanken, 2026; Nitare &amp; Skogsstyrelsen, 2019; Miettinen &amp; Niemelä, 2018).</w:t>
       </w:r>
     </w:p>
     <w:p>
@@ -269,7 +287,39 @@
     </w:p>
     <w:p>
       <w:r>
-        <w:t xml:space="preserve">Lunglav (NT) är en av vårt lands främsta signalarter som överallt indikerar gamla lövträd, skogsbestånd med höga naturvärden och ekosystem med lång skoglig kontinuitet. Lokalt kan förekomsten vara mycket riklig men den hittas nästan enbart i gamla och ej slutavverkade skogar. Artens samtliga förekomster bör uppmärksammas från naturvårdssynpunkt, då många lokaler även hyser andra ovanliga och rödlistade arter. Rikliga förekomster bör skyddas med biotopskydd, frivilliga avsättningar eller reservat. Lunglav är typisk art för </w:t>
+        <w:t xml:space="preserve">Lunglav (NT) är en av vårt lands främsta signalarter som överallt indikerar gamla lövträd, skogsbestånd med höga naturvärden och ekosystem med lång skoglig kontinuitet. Lokalt kan förekomsten vara mycket riklig men den hittas nästan enbart i gamla och ej slutavverkade skogar. Artens samtliga förekomster bör uppmärksammas från naturvårdssynpunkt, då många lokaler även hyser andra ovanliga och rödlistade arter, däribland de sällsynta lavparasiterna lunglavshårprick (CR), </w:t>
+      </w:r>
+      <w:r>
+        <w:rPr>
+          <w:i/>
+        </w:rPr>
+        <w:t>Abrothallus diederichii</w:t>
+      </w:r>
+      <w:r>
+        <w:t xml:space="preserve"> (VU), </w:t>
+      </w:r>
+      <w:r>
+        <w:rPr>
+          <w:i/>
+        </w:rPr>
+        <w:t>Abrothallus lobariae</w:t>
+      </w:r>
+      <w:r>
+        <w:t xml:space="preserve"> (VU), </w:t>
+      </w:r>
+      <w:r>
+        <w:rPr>
+          <w:i/>
+        </w:rPr>
+        <w:t>Calycina lobariae</w:t>
+      </w:r>
+      <w:r>
+        <w:t xml:space="preserve"> (VU), lunglavsknapp (VU) och skrovelmössing (VU), som växer på lunglav. Rikliga förekomster med lunglav bör skyddas med biotopskydd, frivilliga avsättningar eller reservat (SLU Artdatabanken, 2026; Nitare &amp; Skogsstyrelsen, 2019).</w:t>
+      </w:r>
+    </w:p>
+    <w:p>
+      <w:r>
+        <w:t xml:space="preserve">Lunglav är typisk art för </w:t>
       </w:r>
       <w:r>
         <w:rPr>
@@ -287,57 +337,7 @@
         <w:t xml:space="preserve"> 6530 Lövängar</w:t>
       </w:r>
       <w:r>
-        <w:t xml:space="preserve"> (SLU Artdatabanken, 2024; Nitare &amp; Skogsstyrelsen, 2019).</w:t>
-      </w:r>
-    </w:p>
-    <w:p>
-      <w:r>
-        <w:t xml:space="preserve">På lunglav kan man sällsynt finna små svarta skivlika bildningar som liknar apothecier men som är en parasitisk svamp, Lunglavsknapp </w:t>
-      </w:r>
-      <w:r>
-        <w:rPr>
-          <w:i/>
-        </w:rPr>
-        <w:t>Plectocarpon lichenum</w:t>
-      </w:r>
-      <w:r>
-        <w:t xml:space="preserve"> (VU). Det finns ytterligare ett antal parasiter vilka bara förekommer på lunglav: Skrovelmössing </w:t>
-      </w:r>
-      <w:r>
-        <w:rPr>
-          <w:i/>
-        </w:rPr>
-        <w:t>Dactylospora lobariella</w:t>
-      </w:r>
-      <w:r>
-        <w:t xml:space="preserve"> (rödlistad som Kunskapsbrist DD) och Lunglavshårprick </w:t>
-      </w:r>
-      <w:r>
-        <w:rPr>
-          <w:i/>
-        </w:rPr>
-        <w:t>Niesslia lobariae</w:t>
-      </w:r>
-      <w:r>
-        <w:t xml:space="preserve"> (rödlistad som Kunskapsbrist DD). Skrovelmössing (DD) har små svarta apothecier och bruna, 1-septerade sporer och Lunglavshårprick (DD) har brunhåriga perithecier och färglösa, 1-septerade sporer. Nyligen har ytterligare två lavparasiter påträffats i Sverige som växer på lunglav: </w:t>
-      </w:r>
-      <w:r>
-        <w:rPr>
-          <w:i/>
-        </w:rPr>
-        <w:t>Calycina alstrupii</w:t>
-      </w:r>
-      <w:r>
-        <w:t xml:space="preserve"> (NA) och </w:t>
-      </w:r>
-      <w:r>
-        <w:rPr>
-          <w:i/>
-        </w:rPr>
-        <w:t>Chalara lobariae</w:t>
-      </w:r>
-      <w:r>
-        <w:t xml:space="preserve"> (NA) (SLU Artdatabanken, 2025; SLU Artdatabanken, 2024; Nitare &amp; Skogsstyrelsen, 2019).</w:t>
+        <w:t xml:space="preserve"> (SLU Artdatabanken, 2026).</w:t>
       </w:r>
     </w:p>
     <w:p>
@@ -364,7 +364,7 @@
     </w:p>
     <w:p>
       <w:r>
-        <w:t xml:space="preserve">SLU Artdatabanken, 2024. </w:t>
+        <w:t xml:space="preserve">SLU Artdatabanken, 2026. </w:t>
       </w:r>
       <w:r>
         <w:rPr>
@@ -374,20 +374,6 @@
       </w:r>
       <w:r>
         <w:t>SLU Artdatabanken, Uppsala.</w:t>
-      </w:r>
-    </w:p>
-    <w:p>
-      <w:r>
-        <w:t xml:space="preserve">SLU Artdatabanken, 2025. </w:t>
-      </w:r>
-      <w:r>
-        <w:rPr>
-          <w:i/>
-        </w:rPr>
-        <w:t xml:space="preserve">Över 20 nya lavparasiter för Sverige. </w:t>
-      </w:r>
-      <w:r>
-        <w:t>https://www.slu.se/artdatabanken/arter-och-natur/artiklar/over-20-nya-lavparasiter-for-sverige/</w:t>
       </w:r>
     </w:p>
     <w:sectPr>
@@ -518,7 +504,7 @@
     <w:r>
       <w:tab/>
       <w:tab/>
-      <w:t>2026-04-06</w:t>
+      <w:t>2026-04-07</w:t>
       <w:br/>
       <w:br/>
     </w:r>

--- a/tillsyn/A 43461-2025 tillsynsbegäran.docx
+++ b/tillsyn/A 43461-2025 tillsynsbegäran.docx
@@ -504,7 +504,7 @@
     <w:r>
       <w:tab/>
       <w:tab/>
-      <w:t>2026-04-07</w:t>
+      <w:t>2026-04-08</w:t>
       <w:br/>
       <w:br/>
     </w:r>

--- a/tillsyn/A 43461-2025 tillsynsbegäran.docx
+++ b/tillsyn/A 43461-2025 tillsynsbegäran.docx
@@ -504,7 +504,7 @@
     <w:r>
       <w:tab/>
       <w:tab/>
-      <w:t>2026-04-08</w:t>
+      <w:t>2026-04-09</w:t>
       <w:br/>
       <w:br/>
     </w:r>

--- a/tillsyn/A 43461-2025 tillsynsbegäran.docx
+++ b/tillsyn/A 43461-2025 tillsynsbegäran.docx
@@ -504,7 +504,7 @@
     <w:r>
       <w:tab/>
       <w:tab/>
-      <w:t>2026-04-09</w:t>
+      <w:t>2026-04-10</w:t>
       <w:br/>
       <w:br/>
     </w:r>

--- a/tillsyn/A 43461-2025 tillsynsbegäran.docx
+++ b/tillsyn/A 43461-2025 tillsynsbegäran.docx
@@ -504,7 +504,7 @@
     <w:r>
       <w:tab/>
       <w:tab/>
-      <w:t>2026-04-10</w:t>
+      <w:t>2026-04-11</w:t>
       <w:br/>
       <w:br/>
     </w:r>
